--- a/assets/cv/Juwen_Lie_CV_2page.docx
+++ b/assets/cv/Juwen_Lie_CV_2page.docx
@@ -24,7 +24,7 @@
         <w:rPr>
           <w:sz w:val="19"/>
         </w:rPr>
-        <w:t>Batam, Indonesia  |  +62 813-6419-3579  |  juwen12006@gmail.com</w:t>
+        <w:t>Batam, Indonesia  |  juwen12006@gmail.com</w:t>
       </w:r>
     </w:p>
     <w:p>
@@ -56,7 +56,7 @@
     </w:p>
     <w:p>
       <w:r>
-        <w:t>Mechanical DVT and NPI engineer for consumer electronics (IP cameras, CCTV, Wi-Fi), with an aerospace engineering background. Leads cross-functional teams and root-cause analysis, owns programs from EVT to mass production, and builds software and AI systems on the side.</w:t>
+        <w:t>Mechanical DVT and NPI engineer for consumer electronics (IP cameras, CCTV, Wi-Fi), with an aerospace engineering background. Product-minded and systems-driven: leads cross-functional teams and root-cause analysis, owns programs from EVT to mass production, and builds software and AI systems on the side.</w:t>
       </w:r>
     </w:p>
     <w:p>
@@ -260,7 +260,7 @@
         <w:t xml:space="preserve">IP Camera &amp; CCTV — Mechanical DVT — </w:t>
       </w:r>
       <w:r>
-        <w:t>Mechanical | Reliability | NPI — Led reliability validation (waterproofing, focus/SFR, acoustics, mechanisms) across EVT→MP.</w:t>
+        <w:t>Mechanical | Reliability | NPI — reliability validation (waterproofing, focus/SFR, acoustics, mechanisms) across EVT→MP.</w:t>
       </w:r>
     </w:p>
     <w:p>
@@ -274,7 +274,7 @@
         <w:t xml:space="preserve">Orbis — </w:t>
       </w:r>
       <w:r>
-        <w:t>Software | Python, SQLite, PWA — Zero-dependency backend + offline-first PWA for communication, identity and growth tracking.</w:t>
+        <w:t>Software | Python, SQLite, PWA — zero-dependency backend + offline-first PWA for communication, identity and growth tracking.</w:t>
       </w:r>
     </w:p>
     <w:p>
@@ -288,7 +288,7 @@
         <w:t xml:space="preserve">Peers — </w:t>
       </w:r>
       <w:r>
-        <w:t>Software | PWA — Offline-first single-file app for verified reviews of food, travel and products.</w:t>
+        <w:t>Software | PWA — offline-first single-file app for verified reviews of food, travel and products.</w:t>
       </w:r>
     </w:p>
     <w:p>
@@ -302,7 +302,7 @@
         <w:t xml:space="preserve">House of Articles — </w:t>
       </w:r>
       <w:r>
-        <w:t>Product | Data modelling — Athlete-moment sneaker news + live market feed on a versioned JSON data spine.</w:t>
+        <w:t>Product | Data modelling — athlete-moment sneaker news + live market feed on a versioned JSON data spine.</w:t>
       </w:r>
     </w:p>
     <w:p>
